--- a/Documents/Thesis/dan_y_luan_van.docx
+++ b/Documents/Thesis/dan_y_luan_van.docx
@@ -499,7 +499,7 @@
         <w:pStyle w:val="ListBullet"/>
       </w:pPr>
       <w:r>
-        <w:t>Ca thiết kế TK (117 s, 19 cửa sổ, đường khô mu 0.8, khối 20/60/100 km/h, có bước mu); chỉ tiêu R (RMS e_T), S (độ ồn T_a sau lọc cao qua 5 Hz), TV, e_rel, trợ lực ngược.</w:t>
+        <w:t>Ca thiết kế CALIB (đường khô mu 0.8, khối 20/60/100 km/h; cửa sổ static 0.1-0.3 g vào R và cổng e_rel, cửa sổ ext 0.4 g chỉ báo cáo); chỉ tiêu R (độ bám), S (độ ồn T_a sau lọc cao qua 5 Hz), TV, e_rel, trợ lực ngược.</w:t>
       </w:r>
     </w:p>
     <w:p>
@@ -507,7 +507,7 @@
         <w:pStyle w:val="ListBullet"/>
       </w:pPr>
       <w:r>
-        <w:t>Ca thử chuẩn TC1-TC6 (TestCases.txt). Seed local mỗi bộ; seed chung 99999 khi so sánh.</w:t>
+        <w:t>Năm ca chấm DREWS: DRY, RAMP, SLIP, EDGE, WEAVE (QuyChuan 3.2). Seed local mỗi bộ; seed chung 99999 khi so sánh.</w:t>
       </w:r>
     </w:p>
     <w:p>
@@ -515,7 +515,7 @@
         <w:pStyle w:val="ListBullet"/>
       </w:pPr>
       <w:r>
-        <w:t>Quy chuẩn đặt cổng trước khi chạy: ổn định, dự trữ pha PM &gt;= 45 độ, GM &gt;= 2, không bang-bang, sai số xác lập e_rel &lt;= 3 %. Chọn điểm: R trong 5 % của R nhỏ nhất, rồi S nhỏ nhất. So cả mặt Pareto.</w:t>
+        <w:t>Quy chuẩn phiên bản 5 (đặt trước khi chạy): cổng ổn định có độ dư đo bằng mô phỏng, rồi e_rel &lt;= 5 %; bang-bang và trợ lực ngược chỉ báo cáo. Chọn điểm: J = R x S nhỏ nhất kèm ràng buộc dải lái (khâu lọc hoặc làm chậm giữ độ lợi &gt;= 0.707 tại 2 Hz). So cả mặt Pareto.</w:t>
       </w:r>
     </w:p>
     <w:p>
@@ -523,7 +523,7 @@
         <w:pStyle w:val="ListBullet"/>
       </w:pPr>
       <w:r>
-        <w:t>Đã có: QuyChuan.txt phiên bản 2, TestCases.txt.</w:t>
+        <w:t>Đã có: QuyChuan.txt phiên bản 5, cases.txt.</w:t>
       </w:r>
     </w:p>
     <w:p>
@@ -539,7 +539,7 @@
         <w:pStyle w:val="ListBullet"/>
       </w:pPr>
       <w:r>
-        <w:t>Cấu trúc: bản đồ T_a = sgn(T_s) M(v, |T_s|), vùng chết 0.3 N.m, giới hạn độ dốc K_max, rồi khâu lead.</w:t>
+        <w:t>Cấu trúc: bản đồ T_a = sgn(T_s) M(v, |T_s|), vùng chết 0.3 N.m, giới hạn độ dốc K_max, rồi khâu bù lead-lag (một lead nhân một lag, độ lợi một chiều bằng 1).</w:t>
       </w:r>
     </w:p>
     <w:p>
@@ -605,7 +605,7 @@
         <w:pStyle w:val="ListBullet"/>
       </w:pPr>
       <w:r>
-        <w:t>Cần khâu lead mới đạt dự trữ pha PM &gt;= 45 độ: z = 59.8 rad/s, p = 1666 rad/s, PM = 45.2 độ; giới hạn ổn định K_stab = 9.5.</w:t>
+        <w:t>Khâu bù: lead z = 33.5, p = 600 rad/s; lag z1 = 28.1, p1 = 10.7 rad/s (độ lợi của lag tại 2 Hz = 0.71, ràng buộc dải lái &gt;= 0.707); dự trữ pha tuyến tính 45.3 độ (chỉ báo cáo).</w:t>
       </w:r>
     </w:p>
     <w:p>
@@ -615,7 +615,7 @@
       <w:r>
         <w:drawing>
           <wp:inline xmlns:a="http://schemas.openxmlformats.org/drawingml/2006/main" xmlns:pic="http://schemas.openxmlformats.org/drawingml/2006/picture">
-            <wp:extent cx="4680000" cy="3721059"/>
+            <wp:extent cx="4680000" cy="3652683"/>
             <wp:docPr id="4" name="Picture 4"/>
             <wp:cNvGraphicFramePr>
               <a:graphicFrameLocks noChangeAspect="1"/>
@@ -624,7 +624,7 @@
               <a:graphicData uri="http://schemas.openxmlformats.org/drawingml/2006/picture">
                 <pic:pic>
                   <pic:nvPicPr>
-                    <pic:cNvPr id="0" name="Map_step3_loop_bode.png"/>
+                    <pic:cNvPr id="0" name="Map_bode.png"/>
                     <pic:cNvPicPr/>
                   </pic:nvPicPr>
                   <pic:blipFill>
@@ -636,7 +636,7 @@
                   <pic:spPr>
                     <a:xfrm>
                       <a:off x="0" y="0"/>
-                      <a:ext cx="4680000" cy="3721059"/>
+                      <a:ext cx="4680000" cy="3652683"/>
                     </a:xfrm>
                     <a:prstGeom prst="rect"/>
                   </pic:spPr>
@@ -655,7 +655,7 @@
         <w:rPr>
           <w:i/>
         </w:rPr>
-        <w:t>Hình 4: Đáp ứng tần số vòng hở với lead</w:t>
+        <w:t>Hình 4: Đáp ứng tần số của khâu bù lead-lag</w:t>
       </w:r>
     </w:p>
     <w:p>
@@ -663,7 +663,7 @@
         <w:pStyle w:val="ListBullet"/>
       </w:pPr>
       <w:r>
-        <w:t>Độ chính xác cần K &gt;= K_acc = 6.75; cổng không bang-bang cho K &lt;= 7.5; quy tắc chọn cho K_max = 6.75.</w:t>
+        <w:t>Chọn điểm: g_min = 0.7, K_max = 6, theo J = R x S nhỏ nhất trong các điểm qua cổng ổn định có độ dư, e_rel &lt;= 5 % và ràng buộc dải lái (73 cặp (g_min, K) mô phỏng, 36 cặp qua cổng).</w:t>
       </w:r>
     </w:p>
     <w:p>
@@ -673,7 +673,7 @@
       <w:r>
         <w:drawing>
           <wp:inline xmlns:a="http://schemas.openxmlformats.org/drawingml/2006/main" xmlns:pic="http://schemas.openxmlformats.org/drawingml/2006/picture">
-            <wp:extent cx="4680000" cy="3885483"/>
+            <wp:extent cx="4680000" cy="2860000"/>
             <wp:docPr id="5" name="Picture 5"/>
             <wp:cNvGraphicFramePr>
               <a:graphicFrameLocks noChangeAspect="1"/>
@@ -682,7 +682,7 @@
               <a:graphicData uri="http://schemas.openxmlformats.org/drawingml/2006/picture">
                 <pic:pic>
                   <pic:nvPicPr>
-                    <pic:cNvPr id="0" name="Map_step5_pareto_TK.png"/>
+                    <pic:cNvPr id="0" name="Map_CALIB_pick_s00000.png"/>
                     <pic:cNvPicPr/>
                   </pic:nvPicPr>
                   <pic:blipFill>
@@ -694,7 +694,7 @@
                   <pic:spPr>
                     <a:xfrm>
                       <a:off x="0" y="0"/>
-                      <a:ext cx="4680000" cy="3885483"/>
+                      <a:ext cx="4680000" cy="2860000"/>
                     </a:xfrm>
                     <a:prstGeom prst="rect"/>
                   </pic:spPr>
@@ -713,7 +713,57 @@
         <w:rPr>
           <w:i/>
         </w:rPr>
-        <w:t>Hình 5: Mặt Pareto (R, S) quét K</w:t>
+        <w:t>Hình 5: J nhỏ nhất theo mức g_min: J giảm khi lag sâu hơn, ràng buộc dải lái chặn</w:t>
+      </w:r>
+    </w:p>
+    <w:p>
+      <w:pPr>
+        <w:jc w:val="center"/>
+      </w:pPr>
+      <w:r>
+        <w:drawing>
+          <wp:inline xmlns:a="http://schemas.openxmlformats.org/drawingml/2006/main" xmlns:pic="http://schemas.openxmlformats.org/drawingml/2006/picture">
+            <wp:extent cx="4680000" cy="3162162"/>
+            <wp:docPr id="6" name="Picture 6"/>
+            <wp:cNvGraphicFramePr>
+              <a:graphicFrameLocks noChangeAspect="1"/>
+            </wp:cNvGraphicFramePr>
+            <a:graphic>
+              <a:graphicData uri="http://schemas.openxmlformats.org/drawingml/2006/picture">
+                <pic:pic>
+                  <pic:nvPicPr>
+                    <pic:cNvPr id="0" name="Map_CALIB_pareto_s00000.png"/>
+                    <pic:cNvPicPr/>
+                  </pic:nvPicPr>
+                  <pic:blipFill>
+                    <a:blip r:embed="rId14"/>
+                    <a:stretch>
+                      <a:fillRect/>
+                    </a:stretch>
+                  </pic:blipFill>
+                  <pic:spPr>
+                    <a:xfrm>
+                      <a:off x="0" y="0"/>
+                      <a:ext cx="4680000" cy="3162162"/>
+                    </a:xfrm>
+                    <a:prstGeom prst="rect"/>
+                  </pic:spPr>
+                </pic:pic>
+              </a:graphicData>
+            </a:graphic>
+          </wp:inline>
+        </w:drawing>
+      </w:r>
+    </w:p>
+    <w:p>
+      <w:pPr>
+        <w:jc w:val="center"/>
+      </w:pPr>
+      <w:r>
+        <w:rPr>
+          <w:i/>
+        </w:rPr>
+        <w:t>Hình 6: Mặt (R, S) của các cặp (g_min, K)</w:t>
       </w:r>
     </w:p>
     <w:p>
@@ -721,7 +771,7 @@
         <w:rPr>
           <w:i/>
         </w:rPr>
-        <w:t>Bảng 2: Điểm chọn của Map trên ca TK (seed local 00000)</w:t>
+        <w:t>Bảng 2: Điểm chọn của Map trên ca CALIB (seed local 00000)</w:t>
       </w:r>
     </w:p>
     <w:tbl>
@@ -787,7 +837,35 @@
               <w:rPr>
                 <w:sz w:val="20"/>
               </w:rPr>
-              <w:t>6.75</w:t>
+              <w:t>6</w:t>
+            </w:r>
+          </w:p>
+        </w:tc>
+      </w:tr>
+      <w:tr>
+        <w:tc>
+          <w:tcPr>
+            <w:tcW w:type="dxa" w:w="4703"/>
+          </w:tcPr>
+          <w:p>
+            <w:r>
+              <w:rPr>
+                <w:sz w:val="20"/>
+              </w:rPr>
+              <w:t>g_min</w:t>
+            </w:r>
+          </w:p>
+        </w:tc>
+        <w:tc>
+          <w:tcPr>
+            <w:tcW w:type="dxa" w:w="4703"/>
+          </w:tcPr>
+          <w:p>
+            <w:r>
+              <w:rPr>
+                <w:sz w:val="20"/>
+              </w:rPr>
+              <w:t>0.7</w:t>
             </w:r>
           </w:p>
         </w:tc>
@@ -815,7 +893,7 @@
               <w:rPr>
                 <w:sz w:val="20"/>
               </w:rPr>
-              <w:t>32.2</w:t>
+              <w:t>27.1</w:t>
             </w:r>
           </w:p>
         </w:tc>
@@ -843,7 +921,35 @@
               <w:rPr>
                 <w:sz w:val="20"/>
               </w:rPr>
-              <w:t>0.477</w:t>
+              <w:t>0.249</w:t>
+            </w:r>
+          </w:p>
+        </w:tc>
+      </w:tr>
+      <w:tr>
+        <w:tc>
+          <w:tcPr>
+            <w:tcW w:type="dxa" w:w="4703"/>
+          </w:tcPr>
+          <w:p>
+            <w:r>
+              <w:rPr>
+                <w:sz w:val="20"/>
+              </w:rPr>
+              <w:t>J = R x S</w:t>
+            </w:r>
+          </w:p>
+        </w:tc>
+        <w:tc>
+          <w:tcPr>
+            <w:tcW w:type="dxa" w:w="4703"/>
+          </w:tcPr>
+          <w:p>
+            <w:r>
+              <w:rPr>
+                <w:sz w:val="20"/>
+              </w:rPr>
+              <w:t>6.743</w:t>
             </w:r>
           </w:p>
         </w:tc>
@@ -871,7 +977,7 @@
               <w:rPr>
                 <w:sz w:val="20"/>
               </w:rPr>
-              <w:t>368</w:t>
+              <w:t>92.5</w:t>
             </w:r>
           </w:p>
         </w:tc>
@@ -899,7 +1005,7 @@
               <w:rPr>
                 <w:sz w:val="20"/>
               </w:rPr>
-              <w:t>57.1</w:t>
+              <w:t>3.17</w:t>
             </w:r>
           </w:p>
         </w:tc>
@@ -927,7 +1033,7 @@
               <w:rPr>
                 <w:sz w:val="20"/>
               </w:rPr>
-              <w:t>1.09</w:t>
+              <w:t>0.215</w:t>
             </w:r>
           </w:p>
         </w:tc>
@@ -936,7 +1042,7 @@
     <w:p/>
     <w:p>
       <w:r>
-        <w:t>Lưu ý trung thực: e_rel của điểm chọn là 57.1 %, vượt xa ngưỡng 3 % của cổng độ chính xác; K_max nằm đúng ngưỡng K_acc. Cần xem lại trước khi dùng Map làm bộ đối chứng.</w:t>
+        <w:t>Lưu ý trung thực: ràng buộc dải lái được thêm SAU khi thấy J suy biến trên Map (lần thứ tư đổi quy tắc sau khi thấy kết quả); không có ràng buộc J chọn g_min 0.25, K 5.8 (R 37.7 %). Cửa sổ static của CALIB chỉ ở 20, 60, 100 km/h nên cổng e_rel không thấy sai số ở 40 km/h: ca DRY cho +13.0 % tại cửa sổ v40a0p3r.</w:t>
       </w:r>
     </w:p>
     <w:p>
@@ -963,7 +1069,7 @@
         <w:drawing>
           <wp:inline xmlns:a="http://schemas.openxmlformats.org/drawingml/2006/main" xmlns:pic="http://schemas.openxmlformats.org/drawingml/2006/picture">
             <wp:extent cx="4320000" cy="3510712"/>
-            <wp:docPr id="6" name="Picture 6"/>
+            <wp:docPr id="7" name="Picture 7"/>
             <wp:cNvGraphicFramePr>
               <a:graphicFrameLocks noChangeAspect="1"/>
             </wp:cNvGraphicFramePr>
@@ -975,7 +1081,7 @@
                     <pic:cNvPicPr/>
                   </pic:nvPicPr>
                   <pic:blipFill>
-                    <a:blip r:embed="rId14"/>
+                    <a:blip r:embed="rId15"/>
                     <a:stretch>
                       <a:fillRect/>
                     </a:stretch>
@@ -1002,7 +1108,7 @@
         <w:rPr>
           <w:i/>
         </w:rPr>
-        <w:t>Hình 6: Nhận dạng đối tượng (đáp ứng tần số)</w:t>
+        <w:t>Hình 7: Nhận dạng đối tượng (đáp ứng tần số)</w:t>
       </w:r>
     </w:p>
     <w:p>
@@ -1013,7 +1119,7 @@
         <w:drawing>
           <wp:inline xmlns:a="http://schemas.openxmlformats.org/drawingml/2006/main" xmlns:pic="http://schemas.openxmlformats.org/drawingml/2006/picture">
             <wp:extent cx="4320000" cy="3525658"/>
-            <wp:docPr id="7" name="Picture 7"/>
+            <wp:docPr id="8" name="Picture 8"/>
             <wp:cNvGraphicFramePr>
               <a:graphicFrameLocks noChangeAspect="1"/>
             </wp:cNvGraphicFramePr>
@@ -1025,7 +1131,7 @@
                     <pic:cNvPicPr/>
                   </pic:nvPicPr>
                   <pic:blipFill>
-                    <a:blip r:embed="rId15"/>
+                    <a:blip r:embed="rId16"/>
                     <a:stretch>
                       <a:fillRect/>
                     </a:stretch>
@@ -1052,46 +1158,12 @@
         <w:rPr>
           <w:i/>
         </w:rPr>
-        <w:t>Hình 7: Biên ổn định của PI (Kp, Ki)</w:t>
+        <w:t>Hình 8: Biên ổn định của PI (Kp, Ki)</w:t>
       </w:r>
     </w:p>
     <w:p>
-      <w:pPr>
-        <w:jc w:val="center"/>
-      </w:pPr>
       <w:r>
-        <w:drawing>
-          <wp:inline xmlns:a="http://schemas.openxmlformats.org/drawingml/2006/main" xmlns:pic="http://schemas.openxmlformats.org/drawingml/2006/picture">
-            <wp:extent cx="4320000" cy="3051325"/>
-            <wp:docPr id="8" name="Picture 8"/>
-            <wp:cNvGraphicFramePr>
-              <a:graphicFrameLocks noChangeAspect="1"/>
-            </wp:cNvGraphicFramePr>
-            <a:graphic>
-              <a:graphicData uri="http://schemas.openxmlformats.org/drawingml/2006/picture">
-                <pic:pic>
-                  <pic:nvPicPr>
-                    <pic:cNvPr id="0" name="PI_pareto_coarse.png"/>
-                    <pic:cNvPicPr/>
-                  </pic:nvPicPr>
-                  <pic:blipFill>
-                    <a:blip r:embed="rId16"/>
-                    <a:stretch>
-                      <a:fillRect/>
-                    </a:stretch>
-                  </pic:blipFill>
-                  <pic:spPr>
-                    <a:xfrm>
-                      <a:off x="0" y="0"/>
-                      <a:ext cx="4320000" cy="3051325"/>
-                    </a:xfrm>
-                    <a:prstGeom prst="rect"/>
-                  </pic:spPr>
-                </pic:pic>
-              </a:graphicData>
-            </a:graphic>
-          </wp:inline>
-        </w:drawing>
+        <w:t>[khung hình trống: không thấy Result/Controllers/PI/Sweep/PI_pareto_coarse.png]</w:t>
       </w:r>
     </w:p>
     <w:p>
@@ -1102,7 +1174,7 @@
         <w:rPr>
           <w:i/>
         </w:rPr>
-        <w:t>Hình 8: Mặt Pareto sơ bộ của PI (quét thô 103 điểm)</w:t>
+        <w:t>Hình 9: Mặt Pareto sơ bộ của PI (quét thô 103 điểm)</w:t>
       </w:r>
     </w:p>
     <w:p>
@@ -1176,7 +1248,7 @@
               <w:rPr>
                 <w:sz w:val="20"/>
               </w:rPr>
-              <w:t>1.25</w:t>
+              <w:t>1.08</w:t>
             </w:r>
           </w:p>
         </w:tc>
@@ -1204,7 +1276,7 @@
               <w:rPr>
                 <w:sz w:val="20"/>
               </w:rPr>
-              <w:t>3</w:t>
+              <w:t>14.4</w:t>
             </w:r>
           </w:p>
         </w:tc>
@@ -1232,7 +1304,7 @@
               <w:rPr>
                 <w:sz w:val="20"/>
               </w:rPr>
-              <w:t>26.7</w:t>
+              <w:t>18.0</w:t>
             </w:r>
           </w:p>
         </w:tc>
@@ -1260,7 +1332,7 @@
               <w:rPr>
                 <w:sz w:val="20"/>
               </w:rPr>
-              <w:t>0.24</w:t>
+              <w:t>0.293</w:t>
             </w:r>
           </w:p>
         </w:tc>
@@ -1288,7 +1360,7 @@
               <w:rPr>
                 <w:sz w:val="20"/>
               </w:rPr>
-              <w:t>14.1</w:t>
+              <w:t>13.7</w:t>
             </w:r>
           </w:p>
         </w:tc>
@@ -1316,7 +1388,7 @@
               <w:rPr>
                 <w:sz w:val="20"/>
               </w:rPr>
-              <w:t>3.25</w:t>
+              <w:t>3.78</w:t>
             </w:r>
           </w:p>
         </w:tc>
@@ -1344,7 +1416,7 @@
               <w:rPr>
                 <w:sz w:val="20"/>
               </w:rPr>
-              <w:t>4.51</w:t>
+              <w:t>9.92</w:t>
             </w:r>
           </w:p>
         </w:tc>
@@ -1417,7 +1489,7 @@
         <w:pStyle w:val="ListBullet"/>
       </w:pPr>
       <w:r>
-        <w:t>Map với PI, SMC, ISMC trên TC1-TC6, seed chung 99999 (bản so sánh Map-PID chờ khung Linear).</w:t>
+        <w:t>Map với PI, PID, SMC, ISMC trên năm ca DREWS, seed chung 99999.</w:t>
       </w:r>
     </w:p>
     <w:p>
@@ -1425,1745 +1497,7 @@
         <w:rPr>
           <w:i/>
         </w:rPr>
-        <w:t>Bảng 4: RMS e_T cả ca (N.m)</w:t>
-      </w:r>
-    </w:p>
-    <w:tbl>
-      <w:tblPr>
-        <w:tblStyle w:val="TableGrid"/>
-        <w:tblW w:type="auto" w:w="0"/>
-        <w:tblLook w:firstColumn="1" w:firstRow="1" w:lastColumn="0" w:lastRow="0" w:noHBand="0" w:noVBand="1" w:val="04A0"/>
-      </w:tblPr>
-      <w:tblGrid>
-        <w:gridCol w:w="1881"/>
-        <w:gridCol w:w="1881"/>
-        <w:gridCol w:w="1881"/>
-        <w:gridCol w:w="1881"/>
-        <w:gridCol w:w="1881"/>
-      </w:tblGrid>
-      <w:tr>
-        <w:tc>
-          <w:tcPr>
-            <w:tcW w:type="dxa" w:w="1881"/>
-          </w:tcPr>
-          <w:p>
-            <w:r>
-              <w:rPr>
-                <w:b/>
-                <w:sz w:val="20"/>
-              </w:rPr>
-              <w:t>Ca</w:t>
-            </w:r>
-          </w:p>
-        </w:tc>
-        <w:tc>
-          <w:tcPr>
-            <w:tcW w:type="dxa" w:w="1881"/>
-          </w:tcPr>
-          <w:p>
-            <w:r>
-              <w:rPr>
-                <w:b/>
-                <w:sz w:val="20"/>
-              </w:rPr>
-              <w:t>Map</w:t>
-            </w:r>
-          </w:p>
-        </w:tc>
-        <w:tc>
-          <w:tcPr>
-            <w:tcW w:type="dxa" w:w="1881"/>
-          </w:tcPr>
-          <w:p>
-            <w:r>
-              <w:rPr>
-                <w:b/>
-                <w:sz w:val="20"/>
-              </w:rPr>
-              <w:t>PI</w:t>
-            </w:r>
-          </w:p>
-        </w:tc>
-        <w:tc>
-          <w:tcPr>
-            <w:tcW w:type="dxa" w:w="1881"/>
-          </w:tcPr>
-          <w:p>
-            <w:r>
-              <w:rPr>
-                <w:b/>
-                <w:sz w:val="20"/>
-              </w:rPr>
-              <w:t>SMC</w:t>
-            </w:r>
-          </w:p>
-        </w:tc>
-        <w:tc>
-          <w:tcPr>
-            <w:tcW w:type="dxa" w:w="1881"/>
-          </w:tcPr>
-          <w:p>
-            <w:r>
-              <w:rPr>
-                <w:b/>
-                <w:sz w:val="20"/>
-              </w:rPr>
-              <w:t>ISMC</w:t>
-            </w:r>
-          </w:p>
-        </w:tc>
-      </w:tr>
-      <w:tr>
-        <w:tc>
-          <w:tcPr>
-            <w:tcW w:type="dxa" w:w="1881"/>
-          </w:tcPr>
-          <w:p>
-            <w:r>
-              <w:rPr>
-                <w:sz w:val="20"/>
-              </w:rPr>
-              <w:t>TC1</w:t>
-            </w:r>
-          </w:p>
-        </w:tc>
-        <w:tc>
-          <w:tcPr>
-            <w:tcW w:type="dxa" w:w="1881"/>
-          </w:tcPr>
-          <w:p>
-            <w:r>
-              <w:rPr>
-                <w:sz w:val="20"/>
-              </w:rPr>
-              <w:t>0.644</w:t>
-            </w:r>
-          </w:p>
-        </w:tc>
-        <w:tc>
-          <w:tcPr>
-            <w:tcW w:type="dxa" w:w="1881"/>
-          </w:tcPr>
-          <w:p>
-            <w:r>
-              <w:rPr>
-                <w:sz w:val="20"/>
-              </w:rPr>
-              <w:t>0.485</w:t>
-            </w:r>
-          </w:p>
-        </w:tc>
-        <w:tc>
-          <w:tcPr>
-            <w:tcW w:type="dxa" w:w="1881"/>
-          </w:tcPr>
-          <w:p>
-            <w:r>
-              <w:rPr>
-                <w:sz w:val="20"/>
-              </w:rPr>
-              <w:t>0.239</w:t>
-            </w:r>
-          </w:p>
-        </w:tc>
-        <w:tc>
-          <w:tcPr>
-            <w:tcW w:type="dxa" w:w="1881"/>
-          </w:tcPr>
-          <w:p>
-            <w:r>
-              <w:rPr>
-                <w:sz w:val="20"/>
-              </w:rPr>
-              <w:t>0.171</w:t>
-            </w:r>
-          </w:p>
-        </w:tc>
-      </w:tr>
-      <w:tr>
-        <w:tc>
-          <w:tcPr>
-            <w:tcW w:type="dxa" w:w="1881"/>
-          </w:tcPr>
-          <w:p>
-            <w:r>
-              <w:rPr>
-                <w:sz w:val="20"/>
-              </w:rPr>
-              <w:t>TC2</w:t>
-            </w:r>
-          </w:p>
-        </w:tc>
-        <w:tc>
-          <w:tcPr>
-            <w:tcW w:type="dxa" w:w="1881"/>
-          </w:tcPr>
-          <w:p>
-            <w:r>
-              <w:rPr>
-                <w:sz w:val="20"/>
-              </w:rPr>
-              <w:t>0.837</w:t>
-            </w:r>
-          </w:p>
-        </w:tc>
-        <w:tc>
-          <w:tcPr>
-            <w:tcW w:type="dxa" w:w="1881"/>
-          </w:tcPr>
-          <w:p>
-            <w:r>
-              <w:rPr>
-                <w:sz w:val="20"/>
-              </w:rPr>
-              <w:t>0.564</w:t>
-            </w:r>
-          </w:p>
-        </w:tc>
-        <w:tc>
-          <w:tcPr>
-            <w:tcW w:type="dxa" w:w="1881"/>
-          </w:tcPr>
-          <w:p>
-            <w:r>
-              <w:rPr>
-                <w:sz w:val="20"/>
-              </w:rPr>
-              <w:t>0.219</w:t>
-            </w:r>
-          </w:p>
-        </w:tc>
-        <w:tc>
-          <w:tcPr>
-            <w:tcW w:type="dxa" w:w="1881"/>
-          </w:tcPr>
-          <w:p>
-            <w:r>
-              <w:rPr>
-                <w:sz w:val="20"/>
-              </w:rPr>
-              <w:t>0.19</w:t>
-            </w:r>
-          </w:p>
-        </w:tc>
-      </w:tr>
-      <w:tr>
-        <w:tc>
-          <w:tcPr>
-            <w:tcW w:type="dxa" w:w="1881"/>
-          </w:tcPr>
-          <w:p>
-            <w:r>
-              <w:rPr>
-                <w:sz w:val="20"/>
-              </w:rPr>
-              <w:t>TC3</w:t>
-            </w:r>
-          </w:p>
-        </w:tc>
-        <w:tc>
-          <w:tcPr>
-            <w:tcW w:type="dxa" w:w="1881"/>
-          </w:tcPr>
-          <w:p>
-            <w:r>
-              <w:rPr>
-                <w:sz w:val="20"/>
-              </w:rPr>
-              <w:t>0.484</w:t>
-            </w:r>
-          </w:p>
-        </w:tc>
-        <w:tc>
-          <w:tcPr>
-            <w:tcW w:type="dxa" w:w="1881"/>
-          </w:tcPr>
-          <w:p>
-            <w:r>
-              <w:rPr>
-                <w:sz w:val="20"/>
-              </w:rPr>
-              <w:t>0.25</w:t>
-            </w:r>
-          </w:p>
-        </w:tc>
-        <w:tc>
-          <w:tcPr>
-            <w:tcW w:type="dxa" w:w="1881"/>
-          </w:tcPr>
-          <w:p>
-            <w:r>
-              <w:rPr>
-                <w:sz w:val="20"/>
-              </w:rPr>
-              <w:t>0.113</w:t>
-            </w:r>
-          </w:p>
-        </w:tc>
-        <w:tc>
-          <w:tcPr>
-            <w:tcW w:type="dxa" w:w="1881"/>
-          </w:tcPr>
-          <w:p>
-            <w:r>
-              <w:rPr>
-                <w:sz w:val="20"/>
-              </w:rPr>
-              <w:t>0.0646</w:t>
-            </w:r>
-          </w:p>
-        </w:tc>
-      </w:tr>
-      <w:tr>
-        <w:tc>
-          <w:tcPr>
-            <w:tcW w:type="dxa" w:w="1881"/>
-          </w:tcPr>
-          <w:p>
-            <w:r>
-              <w:rPr>
-                <w:sz w:val="20"/>
-              </w:rPr>
-              <w:t>TC4</w:t>
-            </w:r>
-          </w:p>
-        </w:tc>
-        <w:tc>
-          <w:tcPr>
-            <w:tcW w:type="dxa" w:w="1881"/>
-          </w:tcPr>
-          <w:p>
-            <w:r>
-              <w:rPr>
-                <w:sz w:val="20"/>
-              </w:rPr>
-              <w:t>0.866</w:t>
-            </w:r>
-          </w:p>
-        </w:tc>
-        <w:tc>
-          <w:tcPr>
-            <w:tcW w:type="dxa" w:w="1881"/>
-          </w:tcPr>
-          <w:p>
-            <w:r>
-              <w:rPr>
-                <w:sz w:val="20"/>
-              </w:rPr>
-              <w:t>0.621</w:t>
-            </w:r>
-          </w:p>
-        </w:tc>
-        <w:tc>
-          <w:tcPr>
-            <w:tcW w:type="dxa" w:w="1881"/>
-          </w:tcPr>
-          <w:p>
-            <w:r>
-              <w:rPr>
-                <w:sz w:val="20"/>
-              </w:rPr>
-              <w:t>0.186</w:t>
-            </w:r>
-          </w:p>
-        </w:tc>
-        <w:tc>
-          <w:tcPr>
-            <w:tcW w:type="dxa" w:w="1881"/>
-          </w:tcPr>
-          <w:p>
-            <w:r>
-              <w:rPr>
-                <w:sz w:val="20"/>
-              </w:rPr>
-              <w:t>0.207</w:t>
-            </w:r>
-          </w:p>
-        </w:tc>
-      </w:tr>
-      <w:tr>
-        <w:tc>
-          <w:tcPr>
-            <w:tcW w:type="dxa" w:w="1881"/>
-          </w:tcPr>
-          <w:p>
-            <w:r>
-              <w:rPr>
-                <w:sz w:val="20"/>
-              </w:rPr>
-              <w:t>TC5</w:t>
-            </w:r>
-          </w:p>
-        </w:tc>
-        <w:tc>
-          <w:tcPr>
-            <w:tcW w:type="dxa" w:w="1881"/>
-          </w:tcPr>
-          <w:p>
-            <w:r>
-              <w:rPr>
-                <w:sz w:val="20"/>
-              </w:rPr>
-              <w:t>1.71</w:t>
-            </w:r>
-          </w:p>
-        </w:tc>
-        <w:tc>
-          <w:tcPr>
-            <w:tcW w:type="dxa" w:w="1881"/>
-          </w:tcPr>
-          <w:p>
-            <w:r>
-              <w:rPr>
-                <w:sz w:val="20"/>
-              </w:rPr>
-              <w:t>0.805</w:t>
-            </w:r>
-          </w:p>
-        </w:tc>
-        <w:tc>
-          <w:tcPr>
-            <w:tcW w:type="dxa" w:w="1881"/>
-          </w:tcPr>
-          <w:p>
-            <w:r>
-              <w:rPr>
-                <w:sz w:val="20"/>
-              </w:rPr>
-              <w:t>0.148</w:t>
-            </w:r>
-          </w:p>
-        </w:tc>
-        <w:tc>
-          <w:tcPr>
-            <w:tcW w:type="dxa" w:w="1881"/>
-          </w:tcPr>
-          <w:p>
-            <w:r>
-              <w:rPr>
-                <w:sz w:val="20"/>
-              </w:rPr>
-              <w:t>0.152</w:t>
-            </w:r>
-          </w:p>
-        </w:tc>
-      </w:tr>
-      <w:tr>
-        <w:tc>
-          <w:tcPr>
-            <w:tcW w:type="dxa" w:w="1881"/>
-          </w:tcPr>
-          <w:p>
-            <w:r>
-              <w:rPr>
-                <w:sz w:val="20"/>
-              </w:rPr>
-              <w:t>TC6</w:t>
-            </w:r>
-          </w:p>
-        </w:tc>
-        <w:tc>
-          <w:tcPr>
-            <w:tcW w:type="dxa" w:w="1881"/>
-          </w:tcPr>
-          <w:p>
-            <w:r>
-              <w:rPr>
-                <w:sz w:val="20"/>
-              </w:rPr>
-              <w:t>0.0149</w:t>
-            </w:r>
-          </w:p>
-        </w:tc>
-        <w:tc>
-          <w:tcPr>
-            <w:tcW w:type="dxa" w:w="1881"/>
-          </w:tcPr>
-          <w:p>
-            <w:r>
-              <w:rPr>
-                <w:sz w:val="20"/>
-              </w:rPr>
-              <w:t>0.0661</w:t>
-            </w:r>
-          </w:p>
-        </w:tc>
-        <w:tc>
-          <w:tcPr>
-            <w:tcW w:type="dxa" w:w="1881"/>
-          </w:tcPr>
-          <w:p>
-            <w:r>
-              <w:rPr>
-                <w:sz w:val="20"/>
-              </w:rPr>
-              <w:t>0.159</w:t>
-            </w:r>
-          </w:p>
-        </w:tc>
-        <w:tc>
-          <w:tcPr>
-            <w:tcW w:type="dxa" w:w="1881"/>
-          </w:tcPr>
-          <w:p>
-            <w:r>
-              <w:rPr>
-                <w:sz w:val="20"/>
-              </w:rPr>
-              <w:t>0.0753</w:t>
-            </w:r>
-          </w:p>
-        </w:tc>
-      </w:tr>
-    </w:tbl>
-    <w:p/>
-    <w:p>
-      <w:r>
-        <w:rPr>
-          <w:i/>
-        </w:rPr>
-        <w:t>Bảng 5: RMS T_a cả ca (N.m)</w:t>
-      </w:r>
-    </w:p>
-    <w:tbl>
-      <w:tblPr>
-        <w:tblStyle w:val="TableGrid"/>
-        <w:tblW w:type="auto" w:w="0"/>
-        <w:tblLook w:firstColumn="1" w:firstRow="1" w:lastColumn="0" w:lastRow="0" w:noHBand="0" w:noVBand="1" w:val="04A0"/>
-      </w:tblPr>
-      <w:tblGrid>
-        <w:gridCol w:w="1881"/>
-        <w:gridCol w:w="1881"/>
-        <w:gridCol w:w="1881"/>
-        <w:gridCol w:w="1881"/>
-        <w:gridCol w:w="1881"/>
-      </w:tblGrid>
-      <w:tr>
-        <w:tc>
-          <w:tcPr>
-            <w:tcW w:type="dxa" w:w="1881"/>
-          </w:tcPr>
-          <w:p>
-            <w:r>
-              <w:rPr>
-                <w:b/>
-                <w:sz w:val="20"/>
-              </w:rPr>
-              <w:t>Ca</w:t>
-            </w:r>
-          </w:p>
-        </w:tc>
-        <w:tc>
-          <w:tcPr>
-            <w:tcW w:type="dxa" w:w="1881"/>
-          </w:tcPr>
-          <w:p>
-            <w:r>
-              <w:rPr>
-                <w:b/>
-                <w:sz w:val="20"/>
-              </w:rPr>
-              <w:t>Map</w:t>
-            </w:r>
-          </w:p>
-        </w:tc>
-        <w:tc>
-          <w:tcPr>
-            <w:tcW w:type="dxa" w:w="1881"/>
-          </w:tcPr>
-          <w:p>
-            <w:r>
-              <w:rPr>
-                <w:b/>
-                <w:sz w:val="20"/>
-              </w:rPr>
-              <w:t>PI</w:t>
-            </w:r>
-          </w:p>
-        </w:tc>
-        <w:tc>
-          <w:tcPr>
-            <w:tcW w:type="dxa" w:w="1881"/>
-          </w:tcPr>
-          <w:p>
-            <w:r>
-              <w:rPr>
-                <w:b/>
-                <w:sz w:val="20"/>
-              </w:rPr>
-              <w:t>SMC</w:t>
-            </w:r>
-          </w:p>
-        </w:tc>
-        <w:tc>
-          <w:tcPr>
-            <w:tcW w:type="dxa" w:w="1881"/>
-          </w:tcPr>
-          <w:p>
-            <w:r>
-              <w:rPr>
-                <w:b/>
-                <w:sz w:val="20"/>
-              </w:rPr>
-              <w:t>ISMC</w:t>
-            </w:r>
-          </w:p>
-        </w:tc>
-      </w:tr>
-      <w:tr>
-        <w:tc>
-          <w:tcPr>
-            <w:tcW w:type="dxa" w:w="1881"/>
-          </w:tcPr>
-          <w:p>
-            <w:r>
-              <w:rPr>
-                <w:sz w:val="20"/>
-              </w:rPr>
-              <w:t>TC1</w:t>
-            </w:r>
-          </w:p>
-        </w:tc>
-        <w:tc>
-          <w:tcPr>
-            <w:tcW w:type="dxa" w:w="1881"/>
-          </w:tcPr>
-          <w:p>
-            <w:r>
-              <w:rPr>
-                <w:sz w:val="20"/>
-              </w:rPr>
-              <w:t>2.79</w:t>
-            </w:r>
-          </w:p>
-        </w:tc>
-        <w:tc>
-          <w:tcPr>
-            <w:tcW w:type="dxa" w:w="1881"/>
-          </w:tcPr>
-          <w:p>
-            <w:r>
-              <w:rPr>
-                <w:sz w:val="20"/>
-              </w:rPr>
-              <w:t>2.87</w:t>
-            </w:r>
-          </w:p>
-        </w:tc>
-        <w:tc>
-          <w:tcPr>
-            <w:tcW w:type="dxa" w:w="1881"/>
-          </w:tcPr>
-          <w:p>
-            <w:r>
-              <w:rPr>
-                <w:sz w:val="20"/>
-              </w:rPr>
-              <w:t>6.77</w:t>
-            </w:r>
-          </w:p>
-        </w:tc>
-        <w:tc>
-          <w:tcPr>
-            <w:tcW w:type="dxa" w:w="1881"/>
-          </w:tcPr>
-          <w:p>
-            <w:r>
-              <w:rPr>
-                <w:sz w:val="20"/>
-              </w:rPr>
-              <w:t>6.83</w:t>
-            </w:r>
-          </w:p>
-        </w:tc>
-      </w:tr>
-      <w:tr>
-        <w:tc>
-          <w:tcPr>
-            <w:tcW w:type="dxa" w:w="1881"/>
-          </w:tcPr>
-          <w:p>
-            <w:r>
-              <w:rPr>
-                <w:sz w:val="20"/>
-              </w:rPr>
-              <w:t>TC2</w:t>
-            </w:r>
-          </w:p>
-        </w:tc>
-        <w:tc>
-          <w:tcPr>
-            <w:tcW w:type="dxa" w:w="1881"/>
-          </w:tcPr>
-          <w:p>
-            <w:r>
-              <w:rPr>
-                <w:sz w:val="20"/>
-              </w:rPr>
-              <w:t>1.84</w:t>
-            </w:r>
-          </w:p>
-        </w:tc>
-        <w:tc>
-          <w:tcPr>
-            <w:tcW w:type="dxa" w:w="1881"/>
-          </w:tcPr>
-          <w:p>
-            <w:r>
-              <w:rPr>
-                <w:sz w:val="20"/>
-              </w:rPr>
-              <w:t>1.88</w:t>
-            </w:r>
-          </w:p>
-        </w:tc>
-        <w:tc>
-          <w:tcPr>
-            <w:tcW w:type="dxa" w:w="1881"/>
-          </w:tcPr>
-          <w:p>
-            <w:r>
-              <w:rPr>
-                <w:sz w:val="20"/>
-              </w:rPr>
-              <w:t>7.09</w:t>
-            </w:r>
-          </w:p>
-        </w:tc>
-        <w:tc>
-          <w:tcPr>
-            <w:tcW w:type="dxa" w:w="1881"/>
-          </w:tcPr>
-          <w:p>
-            <w:r>
-              <w:rPr>
-                <w:sz w:val="20"/>
-              </w:rPr>
-              <w:t>7.17</w:t>
-            </w:r>
-          </w:p>
-        </w:tc>
-      </w:tr>
-      <w:tr>
-        <w:tc>
-          <w:tcPr>
-            <w:tcW w:type="dxa" w:w="1881"/>
-          </w:tcPr>
-          <w:p>
-            <w:r>
-              <w:rPr>
-                <w:sz w:val="20"/>
-              </w:rPr>
-              <w:t>TC3</w:t>
-            </w:r>
-          </w:p>
-        </w:tc>
-        <w:tc>
-          <w:tcPr>
-            <w:tcW w:type="dxa" w:w="1881"/>
-          </w:tcPr>
-          <w:p>
-            <w:r>
-              <w:rPr>
-                <w:sz w:val="20"/>
-              </w:rPr>
-              <w:t>2.31</w:t>
-            </w:r>
-          </w:p>
-        </w:tc>
-        <w:tc>
-          <w:tcPr>
-            <w:tcW w:type="dxa" w:w="1881"/>
-          </w:tcPr>
-          <w:p>
-            <w:r>
-              <w:rPr>
-                <w:sz w:val="20"/>
-              </w:rPr>
-              <w:t>2.45</w:t>
-            </w:r>
-          </w:p>
-        </w:tc>
-        <w:tc>
-          <w:tcPr>
-            <w:tcW w:type="dxa" w:w="1881"/>
-          </w:tcPr>
-          <w:p>
-            <w:r>
-              <w:rPr>
-                <w:sz w:val="20"/>
-              </w:rPr>
-              <w:t>6.68</w:t>
-            </w:r>
-          </w:p>
-        </w:tc>
-        <w:tc>
-          <w:tcPr>
-            <w:tcW w:type="dxa" w:w="1881"/>
-          </w:tcPr>
-          <w:p>
-            <w:r>
-              <w:rPr>
-                <w:sz w:val="20"/>
-              </w:rPr>
-              <w:t>6.76</w:t>
-            </w:r>
-          </w:p>
-        </w:tc>
-      </w:tr>
-      <w:tr>
-        <w:tc>
-          <w:tcPr>
-            <w:tcW w:type="dxa" w:w="1881"/>
-          </w:tcPr>
-          <w:p>
-            <w:r>
-              <w:rPr>
-                <w:sz w:val="20"/>
-              </w:rPr>
-              <w:t>TC4</w:t>
-            </w:r>
-          </w:p>
-        </w:tc>
-        <w:tc>
-          <w:tcPr>
-            <w:tcW w:type="dxa" w:w="1881"/>
-          </w:tcPr>
-          <w:p>
-            <w:r>
-              <w:rPr>
-                <w:sz w:val="20"/>
-              </w:rPr>
-              <w:t>1.04</w:t>
-            </w:r>
-          </w:p>
-        </w:tc>
-        <w:tc>
-          <w:tcPr>
-            <w:tcW w:type="dxa" w:w="1881"/>
-          </w:tcPr>
-          <w:p>
-            <w:r>
-              <w:rPr>
-                <w:sz w:val="20"/>
-              </w:rPr>
-              <w:t>1.11</w:t>
-            </w:r>
-          </w:p>
-        </w:tc>
-        <w:tc>
-          <w:tcPr>
-            <w:tcW w:type="dxa" w:w="1881"/>
-          </w:tcPr>
-          <w:p>
-            <w:r>
-              <w:rPr>
-                <w:sz w:val="20"/>
-              </w:rPr>
-              <w:t>7</w:t>
-            </w:r>
-          </w:p>
-        </w:tc>
-        <w:tc>
-          <w:tcPr>
-            <w:tcW w:type="dxa" w:w="1881"/>
-          </w:tcPr>
-          <w:p>
-            <w:r>
-              <w:rPr>
-                <w:sz w:val="20"/>
-              </w:rPr>
-              <w:t>7.07</w:t>
-            </w:r>
-          </w:p>
-        </w:tc>
-      </w:tr>
-      <w:tr>
-        <w:tc>
-          <w:tcPr>
-            <w:tcW w:type="dxa" w:w="1881"/>
-          </w:tcPr>
-          <w:p>
-            <w:r>
-              <w:rPr>
-                <w:sz w:val="20"/>
-              </w:rPr>
-              <w:t>TC5</w:t>
-            </w:r>
-          </w:p>
-        </w:tc>
-        <w:tc>
-          <w:tcPr>
-            <w:tcW w:type="dxa" w:w="1881"/>
-          </w:tcPr>
-          <w:p>
-            <w:r>
-              <w:rPr>
-                <w:sz w:val="20"/>
-              </w:rPr>
-              <w:t>0.99</w:t>
-            </w:r>
-          </w:p>
-        </w:tc>
-        <w:tc>
-          <w:tcPr>
-            <w:tcW w:type="dxa" w:w="1881"/>
-          </w:tcPr>
-          <w:p>
-            <w:r>
-              <w:rPr>
-                <w:sz w:val="20"/>
-              </w:rPr>
-              <w:t>1.57</w:t>
-            </w:r>
-          </w:p>
-        </w:tc>
-        <w:tc>
-          <w:tcPr>
-            <w:tcW w:type="dxa" w:w="1881"/>
-          </w:tcPr>
-          <w:p>
-            <w:r>
-              <w:rPr>
-                <w:sz w:val="20"/>
-              </w:rPr>
-              <w:t>6.9</w:t>
-            </w:r>
-          </w:p>
-        </w:tc>
-        <w:tc>
-          <w:tcPr>
-            <w:tcW w:type="dxa" w:w="1881"/>
-          </w:tcPr>
-          <w:p>
-            <w:r>
-              <w:rPr>
-                <w:sz w:val="20"/>
-              </w:rPr>
-              <w:t>6.98</w:t>
-            </w:r>
-          </w:p>
-        </w:tc>
-      </w:tr>
-      <w:tr>
-        <w:tc>
-          <w:tcPr>
-            <w:tcW w:type="dxa" w:w="1881"/>
-          </w:tcPr>
-          <w:p>
-            <w:r>
-              <w:rPr>
-                <w:sz w:val="20"/>
-              </w:rPr>
-              <w:t>TC6</w:t>
-            </w:r>
-          </w:p>
-        </w:tc>
-        <w:tc>
-          <w:tcPr>
-            <w:tcW w:type="dxa" w:w="1881"/>
-          </w:tcPr>
-          <w:p>
-            <w:r>
-              <w:rPr>
-                <w:sz w:val="20"/>
-              </w:rPr>
-              <w:t>1.73</w:t>
-            </w:r>
-          </w:p>
-        </w:tc>
-        <w:tc>
-          <w:tcPr>
-            <w:tcW w:type="dxa" w:w="1881"/>
-          </w:tcPr>
-          <w:p>
-            <w:r>
-              <w:rPr>
-                <w:sz w:val="20"/>
-              </w:rPr>
-              <w:t>1.62</w:t>
-            </w:r>
-          </w:p>
-        </w:tc>
-        <w:tc>
-          <w:tcPr>
-            <w:tcW w:type="dxa" w:w="1881"/>
-          </w:tcPr>
-          <w:p>
-            <w:r>
-              <w:rPr>
-                <w:sz w:val="20"/>
-              </w:rPr>
-              <w:t>7.18</w:t>
-            </w:r>
-          </w:p>
-        </w:tc>
-        <w:tc>
-          <w:tcPr>
-            <w:tcW w:type="dxa" w:w="1881"/>
-          </w:tcPr>
-          <w:p>
-            <w:r>
-              <w:rPr>
-                <w:sz w:val="20"/>
-              </w:rPr>
-              <w:t>7.21</w:t>
-            </w:r>
-          </w:p>
-        </w:tc>
-      </w:tr>
-    </w:tbl>
-    <w:p/>
-    <w:p>
-      <w:r>
-        <w:rPr>
-          <w:i/>
-        </w:rPr>
-        <w:t>Bảng 6: TV của T_a cả ca (N.m/s)</w:t>
-      </w:r>
-    </w:p>
-    <w:tbl>
-      <w:tblPr>
-        <w:tblStyle w:val="TableGrid"/>
-        <w:tblW w:type="auto" w:w="0"/>
-        <w:tblLook w:firstColumn="1" w:firstRow="1" w:lastColumn="0" w:lastRow="0" w:noHBand="0" w:noVBand="1" w:val="04A0"/>
-      </w:tblPr>
-      <w:tblGrid>
-        <w:gridCol w:w="1881"/>
-        <w:gridCol w:w="1881"/>
-        <w:gridCol w:w="1881"/>
-        <w:gridCol w:w="1881"/>
-        <w:gridCol w:w="1881"/>
-      </w:tblGrid>
-      <w:tr>
-        <w:tc>
-          <w:tcPr>
-            <w:tcW w:type="dxa" w:w="1881"/>
-          </w:tcPr>
-          <w:p>
-            <w:r>
-              <w:rPr>
-                <w:b/>
-                <w:sz w:val="20"/>
-              </w:rPr>
-              <w:t>Ca</w:t>
-            </w:r>
-          </w:p>
-        </w:tc>
-        <w:tc>
-          <w:tcPr>
-            <w:tcW w:type="dxa" w:w="1881"/>
-          </w:tcPr>
-          <w:p>
-            <w:r>
-              <w:rPr>
-                <w:b/>
-                <w:sz w:val="20"/>
-              </w:rPr>
-              <w:t>Map</w:t>
-            </w:r>
-          </w:p>
-        </w:tc>
-        <w:tc>
-          <w:tcPr>
-            <w:tcW w:type="dxa" w:w="1881"/>
-          </w:tcPr>
-          <w:p>
-            <w:r>
-              <w:rPr>
-                <w:b/>
-                <w:sz w:val="20"/>
-              </w:rPr>
-              <w:t>PI</w:t>
-            </w:r>
-          </w:p>
-        </w:tc>
-        <w:tc>
-          <w:tcPr>
-            <w:tcW w:type="dxa" w:w="1881"/>
-          </w:tcPr>
-          <w:p>
-            <w:r>
-              <w:rPr>
-                <w:b/>
-                <w:sz w:val="20"/>
-              </w:rPr>
-              <w:t>SMC</w:t>
-            </w:r>
-          </w:p>
-        </w:tc>
-        <w:tc>
-          <w:tcPr>
-            <w:tcW w:type="dxa" w:w="1881"/>
-          </w:tcPr>
-          <w:p>
-            <w:r>
-              <w:rPr>
-                <w:b/>
-                <w:sz w:val="20"/>
-              </w:rPr>
-              <w:t>ISMC</w:t>
-            </w:r>
-          </w:p>
-        </w:tc>
-      </w:tr>
-      <w:tr>
-        <w:tc>
-          <w:tcPr>
-            <w:tcW w:type="dxa" w:w="1881"/>
-          </w:tcPr>
-          <w:p>
-            <w:r>
-              <w:rPr>
-                <w:sz w:val="20"/>
-              </w:rPr>
-              <w:t>TC1</w:t>
-            </w:r>
-          </w:p>
-        </w:tc>
-        <w:tc>
-          <w:tcPr>
-            <w:tcW w:type="dxa" w:w="1881"/>
-          </w:tcPr>
-          <w:p>
-            <w:r>
-              <w:rPr>
-                <w:sz w:val="20"/>
-              </w:rPr>
-              <w:t>325</w:t>
-            </w:r>
-          </w:p>
-        </w:tc>
-        <w:tc>
-          <w:tcPr>
-            <w:tcW w:type="dxa" w:w="1881"/>
-          </w:tcPr>
-          <w:p>
-            <w:r>
-              <w:rPr>
-                <w:sz w:val="20"/>
-              </w:rPr>
-              <w:t>19.3</w:t>
-            </w:r>
-          </w:p>
-        </w:tc>
-        <w:tc>
-          <w:tcPr>
-            <w:tcW w:type="dxa" w:w="1881"/>
-          </w:tcPr>
-          <w:p>
-            <w:r>
-              <w:rPr>
-                <w:sz w:val="20"/>
-              </w:rPr>
-              <w:t>1866</w:t>
-            </w:r>
-          </w:p>
-        </w:tc>
-        <w:tc>
-          <w:tcPr>
-            <w:tcW w:type="dxa" w:w="1881"/>
-          </w:tcPr>
-          <w:p>
-            <w:r>
-              <w:rPr>
-                <w:sz w:val="20"/>
-              </w:rPr>
-              <w:t>1811</w:t>
-            </w:r>
-          </w:p>
-        </w:tc>
-      </w:tr>
-      <w:tr>
-        <w:tc>
-          <w:tcPr>
-            <w:tcW w:type="dxa" w:w="1881"/>
-          </w:tcPr>
-          <w:p>
-            <w:r>
-              <w:rPr>
-                <w:sz w:val="20"/>
-              </w:rPr>
-              <w:t>TC2</w:t>
-            </w:r>
-          </w:p>
-        </w:tc>
-        <w:tc>
-          <w:tcPr>
-            <w:tcW w:type="dxa" w:w="1881"/>
-          </w:tcPr>
-          <w:p>
-            <w:r>
-              <w:rPr>
-                <w:sz w:val="20"/>
-              </w:rPr>
-              <w:t>292</w:t>
-            </w:r>
-          </w:p>
-        </w:tc>
-        <w:tc>
-          <w:tcPr>
-            <w:tcW w:type="dxa" w:w="1881"/>
-          </w:tcPr>
-          <w:p>
-            <w:r>
-              <w:rPr>
-                <w:sz w:val="20"/>
-              </w:rPr>
-              <w:t>28.2</w:t>
-            </w:r>
-          </w:p>
-        </w:tc>
-        <w:tc>
-          <w:tcPr>
-            <w:tcW w:type="dxa" w:w="1881"/>
-          </w:tcPr>
-          <w:p>
-            <w:r>
-              <w:rPr>
-                <w:sz w:val="20"/>
-              </w:rPr>
-              <w:t>1936</w:t>
-            </w:r>
-          </w:p>
-        </w:tc>
-        <w:tc>
-          <w:tcPr>
-            <w:tcW w:type="dxa" w:w="1881"/>
-          </w:tcPr>
-          <w:p>
-            <w:r>
-              <w:rPr>
-                <w:sz w:val="20"/>
-              </w:rPr>
-              <w:t>1867</w:t>
-            </w:r>
-          </w:p>
-        </w:tc>
-      </w:tr>
-      <w:tr>
-        <w:tc>
-          <w:tcPr>
-            <w:tcW w:type="dxa" w:w="1881"/>
-          </w:tcPr>
-          <w:p>
-            <w:r>
-              <w:rPr>
-                <w:sz w:val="20"/>
-              </w:rPr>
-              <w:t>TC3</w:t>
-            </w:r>
-          </w:p>
-        </w:tc>
-        <w:tc>
-          <w:tcPr>
-            <w:tcW w:type="dxa" w:w="1881"/>
-          </w:tcPr>
-          <w:p>
-            <w:r>
-              <w:rPr>
-                <w:sz w:val="20"/>
-              </w:rPr>
-              <w:t>477</w:t>
-            </w:r>
-          </w:p>
-        </w:tc>
-        <w:tc>
-          <w:tcPr>
-            <w:tcW w:type="dxa" w:w="1881"/>
-          </w:tcPr>
-          <w:p>
-            <w:r>
-              <w:rPr>
-                <w:sz w:val="20"/>
-              </w:rPr>
-              <w:t>7.36</w:t>
-            </w:r>
-          </w:p>
-        </w:tc>
-        <w:tc>
-          <w:tcPr>
-            <w:tcW w:type="dxa" w:w="1881"/>
-          </w:tcPr>
-          <w:p>
-            <w:r>
-              <w:rPr>
-                <w:sz w:val="20"/>
-              </w:rPr>
-              <w:t>1996</w:t>
-            </w:r>
-          </w:p>
-        </w:tc>
-        <w:tc>
-          <w:tcPr>
-            <w:tcW w:type="dxa" w:w="1881"/>
-          </w:tcPr>
-          <w:p>
-            <w:r>
-              <w:rPr>
-                <w:sz w:val="20"/>
-              </w:rPr>
-              <w:t>1951</w:t>
-            </w:r>
-          </w:p>
-        </w:tc>
-      </w:tr>
-      <w:tr>
-        <w:tc>
-          <w:tcPr>
-            <w:tcW w:type="dxa" w:w="1881"/>
-          </w:tcPr>
-          <w:p>
-            <w:r>
-              <w:rPr>
-                <w:sz w:val="20"/>
-              </w:rPr>
-              <w:t>TC4</w:t>
-            </w:r>
-          </w:p>
-        </w:tc>
-        <w:tc>
-          <w:tcPr>
-            <w:tcW w:type="dxa" w:w="1881"/>
-          </w:tcPr>
-          <w:p>
-            <w:r>
-              <w:rPr>
-                <w:sz w:val="20"/>
-              </w:rPr>
-              <w:t>87.0</w:t>
-            </w:r>
-          </w:p>
-        </w:tc>
-        <w:tc>
-          <w:tcPr>
-            <w:tcW w:type="dxa" w:w="1881"/>
-          </w:tcPr>
-          <w:p>
-            <w:r>
-              <w:rPr>
-                <w:sz w:val="20"/>
-              </w:rPr>
-              <w:t>40.9</w:t>
-            </w:r>
-          </w:p>
-        </w:tc>
-        <w:tc>
-          <w:tcPr>
-            <w:tcW w:type="dxa" w:w="1881"/>
-          </w:tcPr>
-          <w:p>
-            <w:r>
-              <w:rPr>
-                <w:sz w:val="20"/>
-              </w:rPr>
-              <w:t>1866</w:t>
-            </w:r>
-          </w:p>
-        </w:tc>
-        <w:tc>
-          <w:tcPr>
-            <w:tcW w:type="dxa" w:w="1881"/>
-          </w:tcPr>
-          <w:p>
-            <w:r>
-              <w:rPr>
-                <w:sz w:val="20"/>
-              </w:rPr>
-              <w:t>1800</w:t>
-            </w:r>
-          </w:p>
-        </w:tc>
-      </w:tr>
-      <w:tr>
-        <w:tc>
-          <w:tcPr>
-            <w:tcW w:type="dxa" w:w="1881"/>
-          </w:tcPr>
-          <w:p>
-            <w:r>
-              <w:rPr>
-                <w:sz w:val="20"/>
-              </w:rPr>
-              <w:t>TC5</w:t>
-            </w:r>
-          </w:p>
-        </w:tc>
-        <w:tc>
-          <w:tcPr>
-            <w:tcW w:type="dxa" w:w="1881"/>
-          </w:tcPr>
-          <w:p>
-            <w:r>
-              <w:rPr>
-                <w:sz w:val="20"/>
-              </w:rPr>
-              <w:t>243</w:t>
-            </w:r>
-          </w:p>
-        </w:tc>
-        <w:tc>
-          <w:tcPr>
-            <w:tcW w:type="dxa" w:w="1881"/>
-          </w:tcPr>
-          <w:p>
-            <w:r>
-              <w:rPr>
-                <w:sz w:val="20"/>
-              </w:rPr>
-              <w:t>29.8</w:t>
-            </w:r>
-          </w:p>
-        </w:tc>
-        <w:tc>
-          <w:tcPr>
-            <w:tcW w:type="dxa" w:w="1881"/>
-          </w:tcPr>
-          <w:p>
-            <w:r>
-              <w:rPr>
-                <w:sz w:val="20"/>
-              </w:rPr>
-              <w:t>1857</w:t>
-            </w:r>
-          </w:p>
-        </w:tc>
-        <w:tc>
-          <w:tcPr>
-            <w:tcW w:type="dxa" w:w="1881"/>
-          </w:tcPr>
-          <w:p>
-            <w:r>
-              <w:rPr>
-                <w:sz w:val="20"/>
-              </w:rPr>
-              <w:t>1796</w:t>
-            </w:r>
-          </w:p>
-        </w:tc>
-      </w:tr>
-      <w:tr>
-        <w:tc>
-          <w:tcPr>
-            <w:tcW w:type="dxa" w:w="1881"/>
-          </w:tcPr>
-          <w:p>
-            <w:r>
-              <w:rPr>
-                <w:sz w:val="20"/>
-              </w:rPr>
-              <w:t>TC6</w:t>
-            </w:r>
-          </w:p>
-        </w:tc>
-        <w:tc>
-          <w:tcPr>
-            <w:tcW w:type="dxa" w:w="1881"/>
-          </w:tcPr>
-          <w:p>
-            <w:r>
-              <w:rPr>
-                <w:sz w:val="20"/>
-              </w:rPr>
-              <w:t>695</w:t>
-            </w:r>
-          </w:p>
-        </w:tc>
-        <w:tc>
-          <w:tcPr>
-            <w:tcW w:type="dxa" w:w="1881"/>
-          </w:tcPr>
-          <w:p>
-            <w:r>
-              <w:rPr>
-                <w:sz w:val="20"/>
-              </w:rPr>
-              <w:t>7.66</w:t>
-            </w:r>
-          </w:p>
-        </w:tc>
-        <w:tc>
-          <w:tcPr>
-            <w:tcW w:type="dxa" w:w="1881"/>
-          </w:tcPr>
-          <w:p>
-            <w:r>
-              <w:rPr>
-                <w:sz w:val="20"/>
-              </w:rPr>
-              <w:t>2098</w:t>
-            </w:r>
-          </w:p>
-        </w:tc>
-        <w:tc>
-          <w:tcPr>
-            <w:tcW w:type="dxa" w:w="1881"/>
-          </w:tcPr>
-          <w:p>
-            <w:r>
-              <w:rPr>
-                <w:sz w:val="20"/>
-              </w:rPr>
-              <w:t>2067</w:t>
-            </w:r>
-          </w:p>
-        </w:tc>
-      </w:tr>
-    </w:tbl>
-    <w:p/>
-    <w:p>
-      <w:pPr>
-        <w:jc w:val="center"/>
-      </w:pPr>
-      <w:r>
-        <w:drawing>
-          <wp:inline xmlns:a="http://schemas.openxmlformats.org/drawingml/2006/main" xmlns:pic="http://schemas.openxmlformats.org/drawingml/2006/picture">
-            <wp:extent cx="5040000" cy="3915912"/>
-            <wp:docPr id="9" name="Picture 9"/>
-            <wp:cNvGraphicFramePr>
-              <a:graphicFrameLocks noChangeAspect="1"/>
-            </wp:cNvGraphicFramePr>
-            <a:graphic>
-              <a:graphicData uri="http://schemas.openxmlformats.org/drawingml/2006/picture">
-                <pic:pic>
-                  <pic:nvPicPr>
-                    <pic:cNvPr id="0" name="Map_vs_PI_whole_case.png"/>
-                    <pic:cNvPicPr/>
-                  </pic:nvPicPr>
-                  <pic:blipFill>
-                    <a:blip r:embed="rId17"/>
-                    <a:stretch>
-                      <a:fillRect/>
-                    </a:stretch>
-                  </pic:blipFill>
-                  <pic:spPr>
-                    <a:xfrm>
-                      <a:off x="0" y="0"/>
-                      <a:ext cx="5040000" cy="3915912"/>
-                    </a:xfrm>
-                    <a:prstGeom prst="rect"/>
-                  </pic:spPr>
-                </pic:pic>
-              </a:graphicData>
-            </a:graphic>
-          </wp:inline>
-        </w:drawing>
-      </w:r>
-    </w:p>
-    <w:p>
-      <w:pPr>
-        <w:jc w:val="center"/>
-      </w:pPr>
-      <w:r>
-        <w:rPr>
-          <w:i/>
-        </w:rPr>
-        <w:t>Hình 9: Map với PI: RMS e_T và TV theo ca</w:t>
-      </w:r>
-    </w:p>
-    <w:p>
-      <w:pPr>
-        <w:jc w:val="center"/>
-      </w:pPr>
-      <w:r>
-        <w:drawing>
-          <wp:inline xmlns:a="http://schemas.openxmlformats.org/drawingml/2006/main" xmlns:pic="http://schemas.openxmlformats.org/drawingml/2006/picture">
-            <wp:extent cx="5040000" cy="3915912"/>
-            <wp:docPr id="10" name="Picture 10"/>
-            <wp:cNvGraphicFramePr>
-              <a:graphicFrameLocks noChangeAspect="1"/>
-            </wp:cNvGraphicFramePr>
-            <a:graphic>
-              <a:graphicData uri="http://schemas.openxmlformats.org/drawingml/2006/picture">
-                <pic:pic>
-                  <pic:nvPicPr>
-                    <pic:cNvPr id="0" name="Map_vs_SMC_whole_case.png"/>
-                    <pic:cNvPicPr/>
-                  </pic:nvPicPr>
-                  <pic:blipFill>
-                    <a:blip r:embed="rId18"/>
-                    <a:stretch>
-                      <a:fillRect/>
-                    </a:stretch>
-                  </pic:blipFill>
-                  <pic:spPr>
-                    <a:xfrm>
-                      <a:off x="0" y="0"/>
-                      <a:ext cx="5040000" cy="3915912"/>
-                    </a:xfrm>
-                    <a:prstGeom prst="rect"/>
-                  </pic:spPr>
-                </pic:pic>
-              </a:graphicData>
-            </a:graphic>
-          </wp:inline>
-        </w:drawing>
-      </w:r>
-    </w:p>
-    <w:p>
-      <w:pPr>
-        <w:jc w:val="center"/>
-      </w:pPr>
-      <w:r>
-        <w:rPr>
-          <w:i/>
-        </w:rPr>
-        <w:t>Hình 10: Map với SMC</w:t>
-      </w:r>
-    </w:p>
-    <w:p>
-      <w:pPr>
-        <w:jc w:val="center"/>
-      </w:pPr>
-      <w:r>
-        <w:drawing>
-          <wp:inline xmlns:a="http://schemas.openxmlformats.org/drawingml/2006/main" xmlns:pic="http://schemas.openxmlformats.org/drawingml/2006/picture">
-            <wp:extent cx="5040000" cy="3915912"/>
-            <wp:docPr id="11" name="Picture 11"/>
-            <wp:cNvGraphicFramePr>
-              <a:graphicFrameLocks noChangeAspect="1"/>
-            </wp:cNvGraphicFramePr>
-            <a:graphic>
-              <a:graphicData uri="http://schemas.openxmlformats.org/drawingml/2006/picture">
-                <pic:pic>
-                  <pic:nvPicPr>
-                    <pic:cNvPr id="0" name="Map_vs_ISMC_whole_case.png"/>
-                    <pic:cNvPicPr/>
-                  </pic:nvPicPr>
-                  <pic:blipFill>
-                    <a:blip r:embed="rId19"/>
-                    <a:stretch>
-                      <a:fillRect/>
-                    </a:stretch>
-                  </pic:blipFill>
-                  <pic:spPr>
-                    <a:xfrm>
-                      <a:off x="0" y="0"/>
-                      <a:ext cx="5040000" cy="3915912"/>
-                    </a:xfrm>
-                    <a:prstGeom prst="rect"/>
-                  </pic:spPr>
-                </pic:pic>
-              </a:graphicData>
-            </a:graphic>
-          </wp:inline>
-        </w:drawing>
-      </w:r>
-    </w:p>
-    <w:p>
-      <w:pPr>
-        <w:jc w:val="center"/>
-      </w:pPr>
-      <w:r>
-        <w:rPr>
-          <w:i/>
-        </w:rPr>
-        <w:t>Hình 11: Map với ISMC</w:t>
-      </w:r>
-    </w:p>
-    <w:p>
-      <w:pPr>
-        <w:jc w:val="center"/>
-      </w:pPr>
-      <w:r>
-        <w:drawing>
-          <wp:inline xmlns:a="http://schemas.openxmlformats.org/drawingml/2006/main" xmlns:pic="http://schemas.openxmlformats.org/drawingml/2006/picture">
-            <wp:extent cx="5040000" cy="4022630"/>
-            <wp:docPr id="12" name="Picture 12"/>
-            <wp:cNvGraphicFramePr>
-              <a:graphicFrameLocks noChangeAspect="1"/>
-            </wp:cNvGraphicFramePr>
-            <a:graphic>
-              <a:graphicData uri="http://schemas.openxmlformats.org/drawingml/2006/picture">
-                <pic:pic>
-                  <pic:nvPicPr>
-                    <pic:cNvPr id="0" name="Map_vs_PI_TC3_mu_drop_hard_corner_Ts_eT_Ta.png"/>
-                    <pic:cNvPicPr/>
-                  </pic:nvPicPr>
-                  <pic:blipFill>
-                    <a:blip r:embed="rId20"/>
-                    <a:stretch>
-                      <a:fillRect/>
-                    </a:stretch>
-                  </pic:blipFill>
-                  <pic:spPr>
-                    <a:xfrm>
-                      <a:off x="0" y="0"/>
-                      <a:ext cx="5040000" cy="4022630"/>
-                    </a:xfrm>
-                    <a:prstGeom prst="rect"/>
-                  </pic:spPr>
-                </pic:pic>
-              </a:graphicData>
-            </a:graphic>
-          </wp:inline>
-        </w:drawing>
-      </w:r>
-    </w:p>
-    <w:p>
-      <w:pPr>
-        <w:jc w:val="center"/>
-      </w:pPr>
-      <w:r>
-        <w:rPr>
-          <w:i/>
-        </w:rPr>
-        <w:t>Hình 12: TC3 (mu giảm trong cua gắt): T_s, e_T, T_a của Map và PI</w:t>
-      </w:r>
-    </w:p>
-    <w:p>
-      <w:pPr>
-        <w:jc w:val="center"/>
-      </w:pPr>
-      <w:r>
-        <w:drawing>
-          <wp:inline xmlns:a="http://schemas.openxmlformats.org/drawingml/2006/main" xmlns:pic="http://schemas.openxmlformats.org/drawingml/2006/picture">
-            <wp:extent cx="5040000" cy="4022630"/>
-            <wp:docPr id="13" name="Picture 13"/>
-            <wp:cNvGraphicFramePr>
-              <a:graphicFrameLocks noChangeAspect="1"/>
-            </wp:cNvGraphicFramePr>
-            <a:graphic>
-              <a:graphicData uri="http://schemas.openxmlformats.org/drawingml/2006/picture">
-                <pic:pic>
-                  <pic:nvPicPr>
-                    <pic:cNvPr id="0" name="Map_vs_PI_TC4_wet_patch_lane_change_Ts_eT_Ta.png"/>
-                    <pic:cNvPicPr/>
-                  </pic:nvPicPr>
-                  <pic:blipFill>
-                    <a:blip r:embed="rId21"/>
-                    <a:stretch>
-                      <a:fillRect/>
-                    </a:stretch>
-                  </pic:blipFill>
-                  <pic:spPr>
-                    <a:xfrm>
-                      <a:off x="0" y="0"/>
-                      <a:ext cx="5040000" cy="4022630"/>
-                    </a:xfrm>
-                    <a:prstGeom prst="rect"/>
-                  </pic:spPr>
-                </pic:pic>
-              </a:graphicData>
-            </a:graphic>
-          </wp:inline>
-        </w:drawing>
-      </w:r>
-    </w:p>
-    <w:p>
-      <w:pPr>
-        <w:jc w:val="center"/>
-      </w:pPr>
-      <w:r>
-        <w:rPr>
-          <w:i/>
-        </w:rPr>
-        <w:t>Hình 13: TC4 (vũng ướt, đổi làn): T_s, e_T, T_a của Map và PI</w:t>
-      </w:r>
-    </w:p>
-    <w:p>
-      <w:r>
-        <w:t>Nhận xét hiện có: PI bám tốt hơn và êm hơn Map ở 5 trên 6 ca (Map hơn ở TC6); SMC và ISMC bám tốt hơn Map nhưng lệnh T_a gần bang-bang. Chưa là kết luận cuối vì chưa so mặt Pareto và chưa có PID.</w:t>
+        <w:t>[Chưa có] So sánh seed 99999 chưa chạy lại sau khi Map đổi sang lead-lag (v5): các bảng và hình Result/Compare/Map_vs_* cũ thuộc Map lead đơn cũ nên không đưa vào; chạy lại khi PI, PID, SMC chốt điểm chọn.</w:t>
       </w:r>
     </w:p>
     <w:p>
